--- a/rapports/2026-06-06/EQ31/EQ31_sup_v2/DR_malforme_1_03202E_11/17-25-98-28.docx
+++ b/rapports/2026-06-06/EQ31/EQ31_sup_v2/DR_malforme_1_03202E_11/17-25-98-28.docx
@@ -297,7 +297,7 @@
           <w:color w:val="1F6FEB"/>
           <w:sz w:val="22"/>
         </w:rPr>
-        <w:t>⚠ INCOHÉRENCES À CORRIGER (105)</w:t>
+        <w:t>⚠ INCOHÉRENCES À CORRIGER (102)</w:t>
       </w:r>
     </w:p>
     <w:tbl>
@@ -904,7 +904,7 @@
                 <w:color w:val="16A34A"/>
                 <w:sz w:val="16"/>
               </w:rPr>
-              <w:t>—</w:t>
+              <w:t>s01q32, s01q36, s01q38, s04q37_modif, s02q33, s02q34, s01q00b</w:t>
             </w:r>
           </w:p>
         </w:tc>
@@ -935,7 +935,7 @@
                 <w:i w:val="0"/>
                 <w:sz w:val="17"/>
               </w:rPr>
-              <w:t>Incohérence!!! seulement les écoles privées paient les frais de scolarité (y compris les frais d'inscription).</w:t>
+              <w:t>Peu probable!!! Vu l'âge (13 ans) de Aïssatou kande ou l'année à laquelle Aïssatou kande a fréquenté l'école pour la dernière fois (.) le dernier diplome de Aïssatou kande ne peut être le Certificat d'études primaires (CEP), prière de corriger cette incohérence ou confirmer avec le QG.</w:t>
             </w:r>
           </w:p>
         </w:tc>
@@ -1025,7 +1025,7 @@
                 <w:i w:val="0"/>
                 <w:sz w:val="17"/>
               </w:rPr>
-              <w:t>Peu probable!!! Vu l'âge (13 ans) de Aïssatou kande ou l'année à laquelle Aïssatou kande a fréquenté l'école pour la dernière fois (.) le dernier diplome de Aïssatou kande ne peut être le Certificat d'études primaires (CEP), prière de corriger cette incohérence ou confirmer avec le QG.</w:t>
+              <w:t>Peu probable!!! Vu l'âge (14 ans) de yaya sanding ou l'année à laquelle yaya sanding a fréquenté l'école pour la dernière fois (.) le dernier diplome de yaya sanding ne peut être le Certificat d'études primaires (CEP), prière de corriger cette incohérence ou confirmer avec le QG.</w:t>
             </w:r>
           </w:p>
         </w:tc>
@@ -1058,7 +1058,7 @@
                 <w:i w:val="0"/>
                 <w:sz w:val="16"/>
               </w:rPr>
-              <w:t>S02</w:t>
+              <w:t>S03</w:t>
               <w:br/>
             </w:r>
             <w:r>
@@ -1068,7 +1068,7 @@
                 <w:color w:val="64748B"/>
                 <w:sz w:val="14"/>
               </w:rPr>
-              <w:t>Éducation</w:t>
+              <w:t>Santé</w:t>
             </w:r>
           </w:p>
         </w:tc>
@@ -1084,7 +1084,7 @@
                 <w:color w:val="16A34A"/>
                 <w:sz w:val="16"/>
               </w:rPr>
-              <w:t>s01q32, s01q36, s01q38, s04q37_modif, s02q33, s02q34, s01q00b</w:t>
+              <w:t>—</w:t>
             </w:r>
           </w:p>
         </w:tc>
@@ -1115,7 +1115,7 @@
                 <w:i w:val="0"/>
                 <w:sz w:val="17"/>
               </w:rPr>
-              <w:t>Peu probable!!! Vu l'âge (14 ans) de yaya sanding ou l'année à laquelle yaya sanding a fréquenté l'école pour la dernière fois (.) le dernier diplome de yaya sanding ne peut être le Certificat d'études primaires (CEP), prière de corriger cette incohérence ou confirmer avec le QG.</w:t>
+              <w:t>Incohérent !!! yaya sanding s'est consulté la première fois pour cette maladie (Fièvre/Paludisme) chez un médecin généraliste et vous dites que  yaya sanding n'est pas concerné par le montant des frais de consultation d'un médecin généraliste (3.14=9999).</w:t>
             </w:r>
           </w:p>
         </w:tc>
@@ -1205,7 +1205,7 @@
                 <w:i w:val="0"/>
                 <w:sz w:val="17"/>
               </w:rPr>
-              <w:t>Incohérent !!! yaya sanding s'est consulté la première fois pour cette maladie (Fièvre/Paludisme) chez un médecin généraliste et vous dites que  yaya sanding n'est pas concerné par le montant des frais de consultation d'un médecin généraliste (3.14=9999).</w:t>
+              <w:t>Prière de verifier cette incohérence auprès de l'enquêté ou confirmer.</w:t>
             </w:r>
           </w:p>
         </w:tc>
@@ -1238,7 +1238,7 @@
                 <w:i w:val="0"/>
                 <w:sz w:val="16"/>
               </w:rPr>
-              <w:t>S03</w:t>
+              <w:t>S11</w:t>
               <w:br/>
             </w:r>
             <w:r>
@@ -1248,7 +1248,7 @@
                 <w:color w:val="64748B"/>
                 <w:sz w:val="14"/>
               </w:rPr>
-              <w:t>Santé</w:t>
+              <w:t>Logement / cadre de vie</w:t>
             </w:r>
           </w:p>
         </w:tc>
@@ -1295,7 +1295,7 @@
                 <w:i w:val="0"/>
                 <w:sz w:val="17"/>
               </w:rPr>
-              <w:t>Prière de verifier cette incohérence auprès de l'enquêté ou confirmer.</w:t>
+              <w:t>Incoherence!! Le ménage a depensé .</w:t>
             </w:r>
           </w:p>
         </w:tc>
@@ -1354,7 +1354,7 @@
                 <w:color w:val="16A34A"/>
                 <w:sz w:val="16"/>
               </w:rPr>
-              <w:t>—</w:t>
+              <w:t>s01q29, s01q31, s04q24, s00q04, s11q21, s09fq03, s09fq011</w:t>
             </w:r>
           </w:p>
         </w:tc>
@@ -1385,7 +1385,7 @@
                 <w:i w:val="0"/>
                 <w:sz w:val="17"/>
               </w:rPr>
-              <w:t>Incoherence!! Le ménage a depensé .</w:t>
+              <w:t>FCFA dans Frais de connexion au réseau de distribution d'eau mais dit ne pas être connecté à un réseau d'eau courante, prière de corriger cette incoherenceAttention!!! Les ménages vivants dans un(e) Maison Basse à KOLDA Rural ont généralement comme principal matériau du toit le/la Tôles, mais celui du ménage de Boubacar sanding (Paille) diffère de celui-ci.</w:t>
             </w:r>
           </w:p>
         </w:tc>
@@ -1418,7 +1418,7 @@
                 <w:i w:val="0"/>
                 <w:sz w:val="16"/>
               </w:rPr>
-              <w:t>S11</w:t>
+              <w:t>S16</w:t>
               <w:br/>
             </w:r>
             <w:r>
@@ -1428,7 +1428,7 @@
                 <w:color w:val="64748B"/>
                 <w:sz w:val="14"/>
               </w:rPr>
-              <w:t>Logement / cadre de vie</w:t>
+              <w:t>Agriculture</w:t>
             </w:r>
           </w:p>
         </w:tc>
@@ -1444,7 +1444,7 @@
                 <w:color w:val="16A34A"/>
                 <w:sz w:val="16"/>
               </w:rPr>
-              <w:t>s01q29, s01q31, s04q24, s00q04, s11q21, s09fq03, s09fq011</w:t>
+              <w:t>s16dq05a, s16dq05c</w:t>
             </w:r>
           </w:p>
         </w:tc>
@@ -1475,7 +1475,7 @@
                 <w:i w:val="0"/>
                 <w:sz w:val="17"/>
               </w:rPr>
-              <w:t>FCFA dans Frais de connexion au réseau de distribution d'eau mais dit ne pas être connecté à un réseau d'eau courante, prière de corriger cette incoherenceAttention!!! Les ménages vivants dans un(e) Maison Basse à KOLDA Rural ont généralement comme principal matériau du toit le/la Tôles, mais celui du ménage de Boubacar sanding (Paille) diffère de celui-ci.</w:t>
+              <w:t>La quantité de s16dq05a estimée en Kg est incohérente avec la prise dans la question s16dq05c, prière de bien estimer et mettre la valeur exacte.</w:t>
             </w:r>
           </w:p>
         </w:tc>
@@ -1534,7 +1534,7 @@
                 <w:color w:val="16A34A"/>
                 <w:sz w:val="16"/>
               </w:rPr>
-              <w:t>s16dq05a, s16dq05c</w:t>
+              <w:t>s00q07a, s00q08, s00q10, s00q13_0, s00q15_0, s00q17_0, s00q23a, s00q23b</w:t>
             </w:r>
           </w:p>
         </w:tc>
@@ -1565,7 +1565,7 @@
                 <w:i w:val="0"/>
                 <w:sz w:val="17"/>
               </w:rPr>
-              <w:t>La quantité de s16dq05a estimée en Kg est incohérente avec la prise dans la question s16dq05c, prière de bien estimer et mettre la valeur exacte.</w:t>
+              <w:t>La somme des quantités consommées (150 kg), des quantités offertes (15 kg),  des quantités vendus (0 kg) et des quantités en stock (215 kg) depasse la quantité totale (350 kg) que le ménage a eu après la recolte de Riz Paddy , prière de corriger cette incoherence.</w:t>
             </w:r>
           </w:p>
         </w:tc>
@@ -1655,7 +1655,7 @@
                 <w:i w:val="0"/>
                 <w:sz w:val="17"/>
               </w:rPr>
-              <w:t>La somme des quantités consommées (150 kg), des quantités offertes (15 kg),  des quantités vendus (0 kg) et des quantités en stock (215 kg) depasse la quantité totale (350 kg) que le ménage a eu après la recolte de Riz Paddy , prière de corriger cette incoherence.</w:t>
+              <w:t>La somme des quantités consommées (2220 kg), des quantités offertes (120 kg),  des quantités vendus (900 kg) et des quantités en stock (1200 kg) depasse la quantité totale (2220 kg) que le ménage a eu après la recolte de Arachide , prière de corriger cette incoherence.</w:t>
             </w:r>
           </w:p>
         </w:tc>
@@ -1745,7 +1745,7 @@
                 <w:i w:val="0"/>
                 <w:sz w:val="17"/>
               </w:rPr>
-              <w:t>La somme des quantités consommées (2220 kg), des quantités offertes (120 kg),  des quantités vendus (900 kg) et des quantités en stock (1200 kg) depasse la quantité totale (2220 kg) que le ménage a eu après la recolte de Arachide , prière de corriger cette incoherence.</w:t>
+              <w:t>La somme des quantités consommées (450 kg), des quantités offertes (200 kg),  des quantités vendus (650 kg) et des quantités en stock (200 kg) depasse la quantité totale (1400 kg) que le ménage a eu après la recolte de Maïs , prière de corriger cette incoherence.</w:t>
             </w:r>
           </w:p>
         </w:tc>
@@ -1760,10 +1760,10 @@
               <w:rPr>
                 <w:b/>
                 <w:i w:val="0"/>
-                <w:color w:val="DC2626"/>
-                <w:sz w:val="16"/>
-              </w:rPr>
-              <w:t>Haute</w:t>
+                <w:color w:val="EA580C"/>
+                <w:sz w:val="16"/>
+              </w:rPr>
+              <w:t>Moyenne</w:t>
             </w:r>
           </w:p>
         </w:tc>
@@ -1778,7 +1778,7 @@
                 <w:i w:val="0"/>
                 <w:sz w:val="16"/>
               </w:rPr>
-              <w:t>S16</w:t>
+              <w:t>S00</w:t>
               <w:br/>
             </w:r>
             <w:r>
@@ -1788,7 +1788,7 @@
                 <w:color w:val="64748B"/>
                 <w:sz w:val="14"/>
               </w:rPr>
-              <w:t>Agriculture</w:t>
+              <w:t>Identification</w:t>
             </w:r>
           </w:p>
         </w:tc>
@@ -1804,7 +1804,7 @@
                 <w:color w:val="16A34A"/>
                 <w:sz w:val="16"/>
               </w:rPr>
-              <w:t>s00q07a, s00q08, s00q10, s00q13_0, s00q15_0, s00q17_0, s00q23a, s00q23b</w:t>
+              <w:t>s00q27</w:t>
             </w:r>
           </w:p>
         </w:tc>
@@ -1835,7 +1835,7 @@
                 <w:i w:val="0"/>
                 <w:sz w:val="17"/>
               </w:rPr>
-              <w:t>La somme des quantités consommées (450 kg), des quantités offertes (200 kg),  des quantités vendus (650 kg) et des quantités en stock (200 kg) depasse la quantité totale (1400 kg) que le ménage a eu après la recolte de Maïs , prière de corriger cette incoherence.</w:t>
+              <w:t>Le questionnaire semble ne pas être complètement fini mais le questionnaire est en statut complet, prière de compléter le questionnaire.</w:t>
             </w:r>
           </w:p>
         </w:tc>
@@ -1894,7 +1894,7 @@
                 <w:color w:val="16A34A"/>
                 <w:sz w:val="16"/>
               </w:rPr>
-              <w:t>s00q27</w:t>
+              <w:t>—</w:t>
             </w:r>
           </w:p>
         </w:tc>
@@ -1925,7 +1925,7 @@
                 <w:i w:val="0"/>
                 <w:sz w:val="17"/>
               </w:rPr>
-              <w:t>Le questionnaire semble ne pas être complètement fini mais le questionnaire est en statut complet, prière de compléter le questionnaire.</w:t>
+              <w:t>L'adresse ou la localisation du ménage doit être bien renseignée, ne doit pas contenir des numéros de téléphone et elle semble courte pour être une adresse.</w:t>
             </w:r>
           </w:p>
         </w:tc>
@@ -2015,7 +2015,7 @@
                 <w:i w:val="0"/>
                 <w:sz w:val="17"/>
               </w:rPr>
-              <w:t>L'adresse ou la localisation du ménage doit être bien renseignée, ne doit pas contenir des numéros de téléphone et elle semble courte pour être une adresse.</w:t>
+              <w:t>Prière de mettre les noms dans ces questions et mettre les contacts à leurs places.</w:t>
             </w:r>
           </w:p>
         </w:tc>
@@ -2048,7 +2048,7 @@
                 <w:i w:val="0"/>
                 <w:sz w:val="16"/>
               </w:rPr>
-              <w:t>S00</w:t>
+              <w:t>S01</w:t>
               <w:br/>
             </w:r>
             <w:r>
@@ -2058,7 +2058,7 @@
                 <w:color w:val="64748B"/>
                 <w:sz w:val="14"/>
               </w:rPr>
-              <w:t>Identification</w:t>
+              <w:t>Démographie</w:t>
             </w:r>
           </w:p>
         </w:tc>
@@ -2105,7 +2105,7 @@
                 <w:i w:val="0"/>
                 <w:sz w:val="17"/>
               </w:rPr>
-              <w:t>Prière de mettre les noms dans ces questions et mettre les contacts à leurs places.</w:t>
+              <w:t>Prière de verifier l'information donnée par Ibrahima sanding ou corriger au niveau de la section 1.</w:t>
             </w:r>
           </w:p>
         </w:tc>
@@ -2195,7 +2195,7 @@
                 <w:i w:val="0"/>
                 <w:sz w:val="17"/>
               </w:rPr>
-              <w:t>Prière de verifier l'information donnée par Ibrahima sanding ou corriger au niveau de la section 1.</w:t>
+              <w:t>Prière de verifier l'information donnée par Mady sanding ou corriger au niveau de la section 1.</w:t>
             </w:r>
           </w:p>
         </w:tc>
@@ -2285,277 +2285,7 @@
                 <w:i w:val="0"/>
                 <w:sz w:val="17"/>
               </w:rPr>
-              <w:t>Prière de verifier l'information donnée par Mady sanding ou corriger au niveau de la section 1.</w:t>
-            </w:r>
-          </w:p>
-        </w:tc>
-      </w:tr>
-      <w:tr>
-        <w:tc>
-          <w:tcPr>
-            <w:tcW w:type="dxa" w:w="964"/>
-          </w:tcPr>
-          <w:p>
-            <w:r>
-              <w:rPr>
-                <w:b/>
-                <w:i w:val="0"/>
-                <w:color w:val="EA580C"/>
-                <w:sz w:val="16"/>
-              </w:rPr>
-              <w:t>Moyenne</w:t>
-            </w:r>
-          </w:p>
-        </w:tc>
-        <w:tc>
-          <w:tcPr>
-            <w:tcW w:type="dxa" w:w="1247"/>
-          </w:tcPr>
-          <w:p>
-            <w:r>
-              <w:rPr>
-                <w:b/>
-                <w:i w:val="0"/>
-                <w:sz w:val="16"/>
-              </w:rPr>
-              <w:t>S01</w:t>
-              <w:br/>
-            </w:r>
-            <w:r>
-              <w:rPr>
-                <w:b w:val="0"/>
-                <w:i w:val="0"/>
-                <w:color w:val="64748B"/>
-                <w:sz w:val="14"/>
-              </w:rPr>
-              <w:t>Démographie</w:t>
-            </w:r>
-          </w:p>
-        </w:tc>
-        <w:tc>
-          <w:tcPr>
-            <w:tcW w:type="dxa" w:w="1531"/>
-          </w:tcPr>
-          <w:p>
-            <w:r>
-              <w:rPr>
-                <w:b/>
-                <w:i w:val="0"/>
-                <w:color w:val="16A34A"/>
-                <w:sz w:val="16"/>
-              </w:rPr>
-              <w:t>—</w:t>
-            </w:r>
-          </w:p>
-        </w:tc>
-        <w:tc>
-          <w:tcPr>
-            <w:tcW w:type="dxa" w:w="1191"/>
-          </w:tcPr>
-          <w:p>
-            <w:r>
-              <w:rPr>
-                <w:b w:val="0"/>
-                <w:i w:val="0"/>
-                <w:color w:val="64748B"/>
-                <w:sz w:val="16"/>
-              </w:rPr>
-              <w:t>GT-CQ</w:t>
-            </w:r>
-          </w:p>
-        </w:tc>
-        <w:tc>
-          <w:tcPr>
-            <w:tcW w:type="dxa" w:w="4706"/>
-          </w:tcPr>
-          <w:p>
-            <w:r>
-              <w:rPr>
-                <w:b w:val="0"/>
-                <w:i w:val="0"/>
-                <w:sz w:val="17"/>
-              </w:rPr>
               <w:t>Prière de verifier l'information donnée par yaya sanding ou corriger au niveau de la section 1.</w:t>
-            </w:r>
-          </w:p>
-        </w:tc>
-      </w:tr>
-      <w:tr>
-        <w:tc>
-          <w:tcPr>
-            <w:tcW w:type="dxa" w:w="964"/>
-          </w:tcPr>
-          <w:p>
-            <w:r>
-              <w:rPr>
-                <w:b/>
-                <w:i w:val="0"/>
-                <w:color w:val="EA580C"/>
-                <w:sz w:val="16"/>
-              </w:rPr>
-              <w:t>Moyenne</w:t>
-            </w:r>
-          </w:p>
-        </w:tc>
-        <w:tc>
-          <w:tcPr>
-            <w:tcW w:type="dxa" w:w="1247"/>
-          </w:tcPr>
-          <w:p>
-            <w:r>
-              <w:rPr>
-                <w:b/>
-                <w:i w:val="0"/>
-                <w:sz w:val="16"/>
-              </w:rPr>
-              <w:t>S02</w:t>
-              <w:br/>
-            </w:r>
-            <w:r>
-              <w:rPr>
-                <w:b w:val="0"/>
-                <w:i w:val="0"/>
-                <w:color w:val="64748B"/>
-                <w:sz w:val="14"/>
-              </w:rPr>
-              <w:t>Éducation</w:t>
-            </w:r>
-          </w:p>
-        </w:tc>
-        <w:tc>
-          <w:tcPr>
-            <w:tcW w:type="dxa" w:w="1531"/>
-          </w:tcPr>
-          <w:p>
-            <w:r>
-              <w:rPr>
-                <w:b/>
-                <w:i w:val="0"/>
-                <w:color w:val="16A34A"/>
-                <w:sz w:val="16"/>
-              </w:rPr>
-              <w:t>—</w:t>
-            </w:r>
-          </w:p>
-        </w:tc>
-        <w:tc>
-          <w:tcPr>
-            <w:tcW w:type="dxa" w:w="1191"/>
-          </w:tcPr>
-          <w:p>
-            <w:r>
-              <w:rPr>
-                <w:b w:val="0"/>
-                <w:i w:val="0"/>
-                <w:color w:val="64748B"/>
-                <w:sz w:val="16"/>
-              </w:rPr>
-              <w:t>GT-CQ</w:t>
-            </w:r>
-          </w:p>
-        </w:tc>
-        <w:tc>
-          <w:tcPr>
-            <w:tcW w:type="dxa" w:w="4706"/>
-          </w:tcPr>
-          <w:p>
-            <w:r>
-              <w:rPr>
-                <w:b w:val="0"/>
-                <w:i w:val="0"/>
-                <w:sz w:val="17"/>
-              </w:rPr>
-              <w:t>veuillez, s'il vous plait, confirmer les frais de scolarité ( 6000 FCFA) payée de Aïssatou kande avec le QG ou apporter les corrections nécessaires.</w:t>
-            </w:r>
-          </w:p>
-        </w:tc>
-      </w:tr>
-      <w:tr>
-        <w:tc>
-          <w:tcPr>
-            <w:tcW w:type="dxa" w:w="964"/>
-          </w:tcPr>
-          <w:p>
-            <w:r>
-              <w:rPr>
-                <w:b/>
-                <w:i w:val="0"/>
-                <w:color w:val="EA580C"/>
-                <w:sz w:val="16"/>
-              </w:rPr>
-              <w:t>Moyenne</w:t>
-            </w:r>
-          </w:p>
-        </w:tc>
-        <w:tc>
-          <w:tcPr>
-            <w:tcW w:type="dxa" w:w="1247"/>
-          </w:tcPr>
-          <w:p>
-            <w:r>
-              <w:rPr>
-                <w:b/>
-                <w:i w:val="0"/>
-                <w:sz w:val="16"/>
-              </w:rPr>
-              <w:t>S02</w:t>
-              <w:br/>
-            </w:r>
-            <w:r>
-              <w:rPr>
-                <w:b w:val="0"/>
-                <w:i w:val="0"/>
-                <w:color w:val="64748B"/>
-                <w:sz w:val="14"/>
-              </w:rPr>
-              <w:t>Éducation</w:t>
-            </w:r>
-          </w:p>
-        </w:tc>
-        <w:tc>
-          <w:tcPr>
-            <w:tcW w:type="dxa" w:w="1531"/>
-          </w:tcPr>
-          <w:p>
-            <w:r>
-              <w:rPr>
-                <w:b/>
-                <w:i w:val="0"/>
-                <w:color w:val="16A34A"/>
-                <w:sz w:val="16"/>
-              </w:rPr>
-              <w:t>—</w:t>
-            </w:r>
-          </w:p>
-        </w:tc>
-        <w:tc>
-          <w:tcPr>
-            <w:tcW w:type="dxa" w:w="1191"/>
-          </w:tcPr>
-          <w:p>
-            <w:r>
-              <w:rPr>
-                <w:b w:val="0"/>
-                <w:i w:val="0"/>
-                <w:color w:val="64748B"/>
-                <w:sz w:val="16"/>
-              </w:rPr>
-              <w:t>GT-CQ</w:t>
-            </w:r>
-          </w:p>
-        </w:tc>
-        <w:tc>
-          <w:tcPr>
-            <w:tcW w:type="dxa" w:w="4706"/>
-          </w:tcPr>
-          <w:p>
-            <w:r>
-              <w:rPr>
-                <w:b w:val="0"/>
-                <w:i w:val="0"/>
-                <w:sz w:val="17"/>
-              </w:rPr>
-              <w:t>veuillez, s'il vous plait, confirmer les frais de scolarité ( 6000 FCFA) payée de yaya sanding avec le QG ou apporter les corrections nécessaires.</w:t>
             </w:r>
           </w:p>
         </w:tc>
